--- a/submission/Ethics Approval.docx
+++ b/submission/Ethics Approval.docx
@@ -4,87 +4,17 @@
   <w:body>
     <w:p>
       <w:r>
-        <w:rPr>
-          <w:rFonts w:ascii="Times New Roman" w:hAnsi="Times New Roman"/>
-          <w:b/>
-          <w:i w:val="0"/>
-          <w:sz w:val="26"/>
-        </w:rPr>
         <w:t>Ethics Approval</w:t>
       </w:r>
     </w:p>
     <w:p>
       <w:r>
-        <w:rPr>
-          <w:rFonts w:ascii="Times New Roman" w:hAnsi="Times New Roman"/>
-          <w:b w:val="0"/>
-          <w:i w:val="0"/>
-          <w:sz w:val="20"/>
-        </w:rPr>
-        <w:t>Manuscript: A multi-agent skill pipeline finds no tumor-selective heart-failure ligand–receptor axis across 30 tumor types under rank-based source criteria</w:t>
+        <w:t>Ethics approval: Not applicable. This study analysed only existing, de-identified, publicly available data. Transcriptomic data came from the Gene Expression Omnibus (GSE116250, GSE141910) and The Cancer Genome Atlas. Imaging data came from public TCGA collections in The Cancer Imaging Archive (TCGA-LUSC, TCGA-LUAD, TCGA-ESCA, TCGA-SARC), which are released de-identified under the archive's data use policy. No new human or animal participants were recruited, no interventions were performed, and no identifiable individual data were accessed. Institutional review board approval and informed consent were therefore not required, and no clinical trial registration applies.</w:t>
       </w:r>
     </w:p>
     <w:p>
       <w:r>
-        <w:rPr>
-          <w:rFonts w:ascii="Times New Roman" w:hAnsi="Times New Roman"/>
-          <w:b w:val="0"/>
-          <w:i w:val="0"/>
-          <w:sz w:val="22"/>
-        </w:rPr>
-      </w:r>
-    </w:p>
-    <w:p>
-      <w:r>
-        <w:rPr>
-          <w:rFonts w:ascii="Times New Roman" w:hAnsi="Times New Roman"/>
-          <w:b/>
-          <w:i w:val="0"/>
-          <w:sz w:val="22"/>
-        </w:rPr>
-        <w:t>Ethics Approval: Not applicable.</w:t>
-      </w:r>
-    </w:p>
-    <w:p>
-      <w:r>
-        <w:rPr>
-          <w:rFonts w:ascii="Times New Roman" w:hAnsi="Times New Roman"/>
-          <w:b w:val="0"/>
-          <w:i w:val="0"/>
-          <w:sz w:val="22"/>
-        </w:rPr>
-      </w:r>
-    </w:p>
-    <w:p>
-      <w:r>
-        <w:rPr>
-          <w:rFonts w:ascii="Times New Roman" w:hAnsi="Times New Roman"/>
-          <w:b w:val="0"/>
-          <w:i w:val="0"/>
-          <w:sz w:val="22"/>
-        </w:rPr>
-        <w:t>This study exclusively re-analyzed de-identified, publicly available human genomic, transcriptomic, and proteomic datasets (Gene Expression Omnibus, TCGA PanCanAtlas, CPTAC/Proteomic Data Commons, GTEx, DepMap, CELLxGENE Census; Section 2.1). No new human subjects data were collected and no additional ethics approval was sought beyond that obtained by the original data-generating studies, consistent with their terms of use.</w:t>
-      </w:r>
-    </w:p>
-    <w:p>
-      <w:r>
-        <w:rPr>
-          <w:rFonts w:ascii="Times New Roman" w:hAnsi="Times New Roman"/>
-          <w:b w:val="0"/>
-          <w:i w:val="0"/>
-          <w:sz w:val="22"/>
-        </w:rPr>
-      </w:r>
-    </w:p>
-    <w:p>
-      <w:r>
-        <w:rPr>
-          <w:rFonts w:ascii="Times New Roman" w:hAnsi="Times New Roman"/>
-          <w:b w:val="0"/>
-          <w:i w:val="0"/>
-          <w:sz w:val="22"/>
-        </w:rPr>
-        <w:t>No clinical trial is associated with this work, so no trial registration number applies.</w:t>
+        <w:t>Consent for publication: Not applicable. The manuscript contains no individual person's identifiable data, images or videos.</w:t>
       </w:r>
     </w:p>
     <w:sectPr>
@@ -460,6 +390,10 @@
     <w:name w:val="Normal"/>
     <w:qFormat/>
     <w:rsid w:val="00FC693F"/>
+    <w:rPr>
+      <w:rFonts w:ascii="Times New Roman" w:hAnsi="Times New Roman"/>
+      <w:sz w:val="24"/>
+    </w:rPr>
   </w:style>
   <w:style w:type="paragraph" w:styleId="Header">
     <w:name w:val="header"/>

--- a/submission/Ethics Approval.docx
+++ b/submission/Ethics Approval.docx
@@ -9,7 +9,7 @@
     </w:p>
     <w:p>
       <w:r>
-        <w:t>Ethics approval: Not applicable. This study analysed only existing, de-identified, publicly available data. Transcriptomic data came from the Gene Expression Omnibus (GSE116250, GSE141910) and The Cancer Genome Atlas. Imaging data came from public TCGA collections in The Cancer Imaging Archive (TCGA-LUSC, TCGA-LUAD, TCGA-ESCA, TCGA-SARC), which are released de-identified under the archive's data use policy. No new human or animal participants were recruited, no interventions were performed, and no identifiable individual data were accessed. Institutional review board approval and informed consent were therefore not required, and no clinical trial registration applies.</w:t>
+        <w:t>Ethics approval: Not applicable. This study analyzed only existing, de-identified, publicly available data. Transcriptomic data came from the Gene Expression Omnibus (GSE116250, GSE141910) and The Cancer Genome Atlas. Imaging data came from public TCGA collections in The Cancer Imaging Archive (TCGA-LUSC, TCGA-LUAD, TCGA-ESCA, TCGA-SARC), which are released de-identified under the archive's data use policy. No new human or animal participants were recruited, no interventions were performed, and no identifiable individual data were accessed. Institutional review board approval and informed consent were therefore not required, and no clinical trial registration applies.</w:t>
       </w:r>
     </w:p>
     <w:p>
